--- a/0.report/빅데이터 20기 프로젝트_보고서_template.docx
+++ b/0.report/빅데이터 20기 프로젝트_보고서_template.docx
@@ -358,6 +358,148 @@
         <w:t xml:space="preserve"> </w:t>
       </w:r>
     </w:p>
+    <w:p>
+      <w:r>
+        <w:rPr>
+          <w:rFonts w:hint="eastAsia"/>
+        </w:rPr>
+        <w:t>(표 템플릿)</w:t>
+      </w:r>
+    </w:p>
+    <w:tbl>
+      <w:tblPr>
+        <w:tblStyle w:val="10"/>
+        <w:tblW w:w="0" w:type="auto"/>
+        <w:tblLook w:val="04A0" w:firstRow="1" w:lastRow="0" w:firstColumn="1" w:lastColumn="0" w:noHBand="0" w:noVBand="1"/>
+      </w:tblPr>
+      <w:tblGrid>
+        <w:gridCol w:w="2268"/>
+        <w:gridCol w:w="6748"/>
+      </w:tblGrid>
+      <w:tr>
+        <w:trPr>
+          <w:cnfStyle w:val="100000000000" w:firstRow="1" w:lastRow="0" w:firstColumn="0" w:lastColumn="0" w:oddVBand="0" w:evenVBand="0" w:oddHBand="0" w:evenHBand="0" w:firstRowFirstColumn="0" w:firstRowLastColumn="0" w:lastRowFirstColumn="0" w:lastRowLastColumn="0"/>
+        </w:trPr>
+        <w:tc>
+          <w:tcPr>
+            <w:cnfStyle w:val="001000000000" w:firstRow="0" w:lastRow="0" w:firstColumn="1" w:lastColumn="0" w:oddVBand="0" w:evenVBand="0" w:oddHBand="0" w:evenHBand="0" w:firstRowFirstColumn="0" w:firstRowLastColumn="0" w:lastRowFirstColumn="0" w:lastRowLastColumn="0"/>
+            <w:tcW w:w="2268" w:type="dxa"/>
+          </w:tcPr>
+          <w:p>
+            <w:r>
+              <w:rPr>
+                <w:rFonts w:hint="eastAsia"/>
+              </w:rPr>
+              <w:t>컬럼</w:t>
+            </w:r>
+          </w:p>
+        </w:tc>
+        <w:tc>
+          <w:tcPr>
+            <w:tcW w:w="6748" w:type="dxa"/>
+          </w:tcPr>
+          <w:p>
+            <w:pPr>
+              <w:cnfStyle w:val="100000000000" w:firstRow="1" w:lastRow="0" w:firstColumn="0" w:lastColumn="0" w:oddVBand="0" w:evenVBand="0" w:oddHBand="0" w:evenHBand="0" w:firstRowFirstColumn="0" w:firstRowLastColumn="0" w:lastRowFirstColumn="0" w:lastRowLastColumn="0"/>
+            </w:pPr>
+            <w:r>
+              <w:rPr>
+                <w:rFonts w:hint="eastAsia"/>
+              </w:rPr>
+              <w:t>내용</w:t>
+            </w:r>
+          </w:p>
+        </w:tc>
+      </w:tr>
+      <w:tr>
+        <w:tc>
+          <w:tcPr>
+            <w:cnfStyle w:val="001000000000" w:firstRow="0" w:lastRow="0" w:firstColumn="1" w:lastColumn="0" w:oddVBand="0" w:evenVBand="0" w:oddHBand="0" w:evenHBand="0" w:firstRowFirstColumn="0" w:firstRowLastColumn="0" w:lastRowFirstColumn="0" w:lastRowLastColumn="0"/>
+            <w:tcW w:w="2268" w:type="dxa"/>
+          </w:tcPr>
+          <w:p>
+            <w:r>
+              <w:t>X</w:t>
+            </w:r>
+            <w:r>
+              <w:rPr>
+                <w:rFonts w:hint="eastAsia"/>
+              </w:rPr>
+              <w:t>gb</w:t>
+            </w:r>
+          </w:p>
+        </w:tc>
+        <w:tc>
+          <w:tcPr>
+            <w:tcW w:w="6748" w:type="dxa"/>
+          </w:tcPr>
+          <w:p>
+            <w:pPr>
+              <w:cnfStyle w:val="000000000000" w:firstRow="0" w:lastRow="0" w:firstColumn="0" w:lastColumn="0" w:oddVBand="0" w:evenVBand="0" w:oddHBand="0" w:evenHBand="0" w:firstRowFirstColumn="0" w:firstRowLastColumn="0" w:lastRowFirstColumn="0" w:lastRowLastColumn="0"/>
+            </w:pPr>
+            <w:r>
+              <w:t>E</w:t>
+            </w:r>
+          </w:p>
+        </w:tc>
+      </w:tr>
+      <w:tr>
+        <w:tc>
+          <w:tcPr>
+            <w:cnfStyle w:val="001000000000" w:firstRow="0" w:lastRow="0" w:firstColumn="1" w:lastColumn="0" w:oddVBand="0" w:evenVBand="0" w:oddHBand="0" w:evenHBand="0" w:firstRowFirstColumn="0" w:firstRowLastColumn="0" w:lastRowFirstColumn="0" w:lastRowLastColumn="0"/>
+            <w:tcW w:w="2268" w:type="dxa"/>
+          </w:tcPr>
+          <w:p>
+            <w:r>
+              <w:t>L</w:t>
+            </w:r>
+            <w:r>
+              <w:rPr>
+                <w:rFonts w:hint="eastAsia"/>
+              </w:rPr>
+              <w:t>gbm</w:t>
+            </w:r>
+          </w:p>
+        </w:tc>
+        <w:tc>
+          <w:tcPr>
+            <w:tcW w:w="6748" w:type="dxa"/>
+          </w:tcPr>
+          <w:p>
+            <w:pPr>
+              <w:cnfStyle w:val="000000000000" w:firstRow="0" w:lastRow="0" w:firstColumn="0" w:lastColumn="0" w:oddVBand="0" w:evenVBand="0" w:oddHBand="0" w:evenHBand="0" w:firstRowFirstColumn="0" w:firstRowLastColumn="0" w:lastRowFirstColumn="0" w:lastRowLastColumn="0"/>
+            </w:pPr>
+          </w:p>
+        </w:tc>
+      </w:tr>
+      <w:tr>
+        <w:tc>
+          <w:tcPr>
+            <w:cnfStyle w:val="001000000000" w:firstRow="0" w:lastRow="0" w:firstColumn="1" w:lastColumn="0" w:oddVBand="0" w:evenVBand="0" w:oddHBand="0" w:evenHBand="0" w:firstRowFirstColumn="0" w:firstRowLastColumn="0" w:lastRowFirstColumn="0" w:lastRowLastColumn="0"/>
+            <w:tcW w:w="2268" w:type="dxa"/>
+          </w:tcPr>
+          <w:p>
+            <w:r>
+              <w:rPr>
+                <w:rFonts w:hint="eastAsia"/>
+              </w:rPr>
+              <w:t>catboost</w:t>
+            </w:r>
+          </w:p>
+        </w:tc>
+        <w:tc>
+          <w:tcPr>
+            <w:tcW w:w="6748" w:type="dxa"/>
+          </w:tcPr>
+          <w:p>
+            <w:pPr>
+              <w:cnfStyle w:val="000000000000" w:firstRow="0" w:lastRow="0" w:firstColumn="0" w:lastColumn="0" w:oddVBand="0" w:evenVBand="0" w:oddHBand="0" w:evenHBand="0" w:firstRowFirstColumn="0" w:firstRowLastColumn="0" w:lastRowFirstColumn="0" w:lastRowLastColumn="0"/>
+            </w:pPr>
+          </w:p>
+        </w:tc>
+      </w:tr>
+    </w:tbl>
+    <w:p/>
     <w:sectPr>
       <w:pgSz w:w="11906" w:h="16838"/>
       <w:pgMar w:top="720" w:right="720" w:bottom="720" w:left="720" w:header="851" w:footer="992" w:gutter="0"/>
@@ -6587,6 +6729,60 @@
       </w:tblBorders>
     </w:tblPr>
   </w:style>
+  <w:style w:type="table" w:customStyle="1" w:styleId="10">
+    <w:name w:val="승재1"/>
+    <w:basedOn w:val="a1"/>
+    <w:uiPriority w:val="99"/>
+    <w:rsid w:val="00B417D7"/>
+    <w:pPr>
+      <w:spacing w:after="0" w:line="240" w:lineRule="auto"/>
+    </w:pPr>
+    <w:rPr>
+      <w:kern w:val="2"/>
+      <w:sz w:val="19"/>
+      <w:szCs w:val="24"/>
+      <w14:ligatures w14:val="standardContextual"/>
+    </w:rPr>
+    <w:tblPr>
+      <w:tblBorders>
+        <w:bottom w:val="single" w:sz="4" w:space="0" w:color="767171" w:themeColor="background2" w:themeShade="80"/>
+        <w:insideH w:val="single" w:sz="4" w:space="0" w:color="D0CECE" w:themeColor="background2" w:themeShade="E6"/>
+        <w:insideV w:val="single" w:sz="4" w:space="0" w:color="D0CECE" w:themeColor="background2" w:themeShade="E6"/>
+      </w:tblBorders>
+    </w:tblPr>
+    <w:tblStylePr w:type="firstRow">
+      <w:pPr>
+        <w:jc w:val="center"/>
+      </w:pPr>
+      <w:rPr>
+        <w:rFonts w:eastAsiaTheme="minorEastAsia"/>
+        <w:b/>
+        <w:sz w:val="20"/>
+      </w:rPr>
+      <w:tblPr/>
+      <w:tcPr>
+        <w:tcBorders>
+          <w:top w:val="single" w:sz="4" w:space="0" w:color="767171" w:themeColor="background2" w:themeShade="80"/>
+        </w:tcBorders>
+        <w:shd w:val="clear" w:color="auto" w:fill="E7E6E6" w:themeFill="background2"/>
+        <w:vAlign w:val="center"/>
+      </w:tcPr>
+    </w:tblStylePr>
+    <w:tblStylePr w:type="firstCol">
+      <w:pPr>
+        <w:jc w:val="center"/>
+      </w:pPr>
+      <w:rPr>
+        <w:rFonts w:eastAsiaTheme="minorEastAsia"/>
+        <w:b/>
+        <w:sz w:val="19"/>
+      </w:rPr>
+      <w:tblPr/>
+      <w:tcPr>
+        <w:vAlign w:val="center"/>
+      </w:tcPr>
+    </w:tblStylePr>
+  </w:style>
 </w:styles>
 </file>
 

--- a/0.report/빅데이터 20기 프로젝트_보고서_template.docx
+++ b/0.report/빅데이터 20기 프로젝트_보고서_template.docx
@@ -4,45 +4,27 @@
   <w:body>
     <w:p>
       <w:pPr>
-        <w:pStyle w:val="1"/>
+        <w:pStyle w:val="2"/>
+        <w:rPr>
+          <w:rFonts w:hint="eastAsia"/>
+        </w:rPr>
       </w:pPr>
       <w:r>
         <w:rPr>
           <w:rFonts w:hint="eastAsia"/>
         </w:rPr>
-        <w:t>1</w:t>
+        <w:t>4.4 클러스터링(Clustering) 분석 및 최적화</w:t>
       </w:r>
+    </w:p>
+    <w:p>
+      <w:pPr>
+        <w:pStyle w:val="3"/>
+      </w:pPr>
       <w:r>
         <w:rPr>
           <w:rFonts w:hint="eastAsia"/>
         </w:rPr>
-        <w:t xml:space="preserve">. </w:t>
-      </w:r>
-      <w:r>
-        <w:rPr>
-          <w:rFonts w:hint="eastAsia"/>
-        </w:rPr>
-        <w:t>제목1</w:t>
-      </w:r>
-    </w:p>
-    <w:p>
-      <w:pPr>
-        <w:pStyle w:val="2"/>
-      </w:pPr>
-      <w:r>
-        <w:rPr>
-          <w:rFonts w:hint="eastAsia"/>
-        </w:rPr>
-        <w:t>1</w:t>
-      </w:r>
-      <w:r>
-        <w:t>.</w:t>
-      </w:r>
-      <w:r>
-        <w:rPr>
-          <w:rFonts w:hint="eastAsia"/>
-        </w:rPr>
-        <w:t>1</w:t>
+        <w:t>4.4.1</w:t>
       </w:r>
       <w:r>
         <w:t xml:space="preserve"> </w:t>
@@ -51,311 +33,109 @@
         <w:rPr>
           <w:rFonts w:hint="eastAsia"/>
         </w:rPr>
-        <w:t>제목2</w:t>
+        <w:t>클러스터링 알고리즘 성능 비교 및 선택</w:t>
       </w:r>
     </w:p>
     <w:p>
+      <w:pPr>
+        <w:pStyle w:val="4"/>
+        <w:rPr>
+          <w:rFonts w:hint="eastAsia"/>
+        </w:rPr>
+      </w:pPr>
       <w:r>
         <w:rPr>
           <w:rFonts w:hint="eastAsia"/>
         </w:rPr>
-        <w:t xml:space="preserve">위에서 설명한 </w:t>
+        <w:t xml:space="preserve">4.4.1.1 </w:t>
+      </w:r>
+      <w:proofErr w:type="spellStart"/>
+      <w:r>
+        <w:t>PyCaret</w:t>
+      </w:r>
+      <w:proofErr w:type="spellEnd"/>
+      <w:r>
+        <w:t xml:space="preserve"> 기반 다중 클러스터링 모델 비교 및 최적 알고리즘 선정</w:t>
+      </w:r>
+    </w:p>
+    <w:p/>
+    <w:p>
+      <w:pPr>
+        <w:pStyle w:val="4"/>
+      </w:pPr>
+      <w:r>
+        <w:rPr>
+          <w:rFonts w:hint="eastAsia"/>
+        </w:rPr>
+        <w:t xml:space="preserve">4.4.1.2 </w:t>
       </w:r>
       <w:r>
         <w:rPr>
           <w:rFonts w:hint="eastAsia"/>
         </w:rPr>
-        <w:t>데이터들을 분석전에 처리</w:t>
+        <w:t>다양한</w:t>
+      </w:r>
+      <w:r>
+        <w:t xml:space="preserve"> 클러스터링 기법 평가와 Affinity Propagation 선택 근거</w:t>
+      </w:r>
+    </w:p>
+    <w:p>
+      <w:pPr>
+        <w:pStyle w:val="4"/>
+        <w:rPr>
+          <w:rFonts w:hint="eastAsia"/>
+        </w:rPr>
+      </w:pPr>
+      <w:r>
+        <w:rPr>
+          <w:rFonts w:hint="eastAsia"/>
+        </w:rPr>
+        <w:t xml:space="preserve">4.4.1.3 </w:t>
+      </w:r>
+      <w:r>
+        <w:t>LDA 토픽 분포 기반 클러스터링 성능 검증 및 결과 요약</w:t>
+      </w:r>
+    </w:p>
+    <w:p>
+      <w:pPr>
+        <w:pStyle w:val="3"/>
+        <w:rPr>
+          <w:rFonts w:hint="eastAsia"/>
+        </w:rPr>
+      </w:pPr>
+      <w:r>
+        <w:rPr>
+          <w:rFonts w:hint="eastAsia"/>
+        </w:rPr>
+        <w:t>4.4.</w:t>
       </w:r>
       <w:r>
         <w:rPr>
           <w:rFonts w:hint="eastAsia"/>
         </w:rPr>
-        <w:t xml:space="preserve">한다. </w:t>
+        <w:t>2 최적 클러스터 수 결정 시각화</w:t>
       </w:r>
-      <w:r>
-        <w:br/>
-      </w:r>
+    </w:p>
+    <w:p>
+      <w:pPr>
+        <w:pStyle w:val="4"/>
+      </w:pPr>
       <w:r>
         <w:rPr>
           <w:rFonts w:hint="eastAsia"/>
         </w:rPr>
-        <w:t xml:space="preserve">우선 원본 데이터셋에서 분석에 필요 없다고 판단한 </w:t>
+        <w:t xml:space="preserve">4.4.2.1 </w:t>
       </w:r>
-      <w:r>
-        <w:t>‘</w:t>
-      </w:r>
+      <w:proofErr w:type="spellStart"/>
       <w:r>
         <w:rPr>
           <w:rFonts w:hint="eastAsia"/>
         </w:rPr>
-        <w:t>ID</w:t>
+        <w:t>엘보우·실루엣</w:t>
       </w:r>
+      <w:proofErr w:type="spellEnd"/>
       <w:r>
-        <w:t>’</w:t>
-      </w:r>
-      <w:r>
-        <w:rPr>
-          <w:rFonts w:hint="eastAsia"/>
-        </w:rPr>
-        <w:t xml:space="preserve"> 피쳐와 레이블인 </w:t>
-      </w:r>
-      <w:r>
-        <w:t>‘</w:t>
-      </w:r>
-      <w:r>
-        <w:rPr>
-          <w:rFonts w:hint="eastAsia"/>
-        </w:rPr>
-        <w:t>TARGET</w:t>
-      </w:r>
-      <w:r>
-        <w:t>’</w:t>
-      </w:r>
-      <w:r>
-        <w:rPr>
-          <w:rFonts w:hint="eastAsia"/>
-        </w:rPr>
-        <w:t xml:space="preserve"> 피쳐를 삭제했다.</w:t>
-      </w:r>
-    </w:p>
-    <w:p>
-      <w:pPr>
-        <w:pStyle w:val="3"/>
-      </w:pPr>
-      <w:r>
-        <w:rPr>
-          <w:rFonts w:hint="eastAsia"/>
-        </w:rPr>
-        <w:t>1</w:t>
-      </w:r>
-      <w:r>
-        <w:t>.</w:t>
-      </w:r>
-      <w:r>
-        <w:rPr>
-          <w:rFonts w:hint="eastAsia"/>
-        </w:rPr>
-        <w:t>1</w:t>
-      </w:r>
-      <w:r>
-        <w:t xml:space="preserve">.1 </w:t>
-      </w:r>
-      <w:r>
-        <w:rPr>
-          <w:rFonts w:hint="eastAsia"/>
-        </w:rPr>
-        <w:t>제목3</w:t>
-      </w:r>
-    </w:p>
-    <w:p>
-      <w:pPr>
-        <w:pStyle w:val="4"/>
-      </w:pPr>
-      <w:r>
-        <w:rPr>
-          <w:rFonts w:hint="eastAsia"/>
-        </w:rPr>
-        <w:t>1</w:t>
-      </w:r>
-      <w:r>
-        <w:rPr>
-          <w:rFonts w:hint="eastAsia"/>
-        </w:rPr>
-        <w:t>.</w:t>
-      </w:r>
-      <w:r>
-        <w:rPr>
-          <w:rFonts w:hint="eastAsia"/>
-        </w:rPr>
-        <w:t>1</w:t>
-      </w:r>
-      <w:r>
-        <w:rPr>
-          <w:rFonts w:hint="eastAsia"/>
-        </w:rPr>
-        <w:t>.1.1</w:t>
-      </w:r>
-      <w:r>
-        <w:rPr>
-          <w:rFonts w:hint="eastAsia"/>
-        </w:rPr>
-        <w:t>제목4</w:t>
-      </w:r>
-      <w:r>
-        <w:rPr>
-          <w:rFonts w:hint="eastAsia"/>
-        </w:rPr>
-        <w:t xml:space="preserve"> </w:t>
-      </w:r>
-    </w:p>
-    <w:p>
-      <w:r>
-        <w:rPr>
-          <w:noProof/>
-        </w:rPr>
-        <w:drawing>
-          <wp:inline distT="0" distB="0" distL="0" distR="0" wp14:anchorId="2FE3CE08" wp14:editId="51A90833">
-            <wp:extent cx="2821521" cy="3076575"/>
-            <wp:effectExtent l="0" t="0" r="0" b="0"/>
-            <wp:docPr id="1236559126" name="그림 1" descr="텍스트, 스크린샷, 소프트웨어, 멀티미디어 소프트웨어이(가) 표시된 사진&#10;&#10;AI 생성 콘텐츠는 정확하지 않을 수 있습니다."/>
-            <wp:cNvGraphicFramePr>
-              <a:graphicFrameLocks xmlns:a="http://schemas.openxmlformats.org/drawingml/2006/main" noChangeAspect="1"/>
-            </wp:cNvGraphicFramePr>
-            <a:graphic xmlns:a="http://schemas.openxmlformats.org/drawingml/2006/main">
-              <a:graphicData uri="http://schemas.openxmlformats.org/drawingml/2006/picture">
-                <pic:pic xmlns:pic="http://schemas.openxmlformats.org/drawingml/2006/picture">
-                  <pic:nvPicPr>
-                    <pic:cNvPr id="1236559126" name="그림 1" descr="텍스트, 스크린샷, 소프트웨어, 멀티미디어 소프트웨어이(가) 표시된 사진&#10;&#10;AI 생성 콘텐츠는 정확하지 않을 수 있습니다."/>
-                    <pic:cNvPicPr/>
-                  </pic:nvPicPr>
-                  <pic:blipFill>
-                    <a:blip r:embed="rId8"/>
-                    <a:stretch>
-                      <a:fillRect/>
-                    </a:stretch>
-                  </pic:blipFill>
-                  <pic:spPr>
-                    <a:xfrm>
-                      <a:off x="0" y="0"/>
-                      <a:ext cx="2836134" cy="3092509"/>
-                    </a:xfrm>
-                    <a:prstGeom prst="rect">
-                      <a:avLst/>
-                    </a:prstGeom>
-                  </pic:spPr>
-                </pic:pic>
-              </a:graphicData>
-            </a:graphic>
-          </wp:inline>
-        </w:drawing>
-      </w:r>
-    </w:p>
-    <w:p>
-      <w:r>
-        <w:rPr>
-          <w:rFonts w:hint="eastAsia"/>
-        </w:rPr>
-        <w:t xml:space="preserve">[그림 </w:t>
-      </w:r>
-      <w:r>
-        <w:rPr>
-          <w:rFonts w:hint="eastAsia"/>
-        </w:rPr>
-        <w:t>1</w:t>
-      </w:r>
-      <w:r>
-        <w:rPr>
-          <w:rFonts w:hint="eastAsia"/>
-        </w:rPr>
-        <w:t>.</w:t>
-      </w:r>
-      <w:r>
-        <w:rPr>
-          <w:rFonts w:hint="eastAsia"/>
-        </w:rPr>
-        <w:t>1</w:t>
-      </w:r>
-      <w:r>
-        <w:rPr>
-          <w:rFonts w:hint="eastAsia"/>
-        </w:rPr>
-        <w:t>.</w:t>
-      </w:r>
-      <w:r>
-        <w:rPr>
-          <w:rFonts w:hint="eastAsia"/>
-        </w:rPr>
-        <w:t>1.1</w:t>
-      </w:r>
-      <w:r>
-        <w:rPr>
-          <w:rFonts w:hint="eastAsia"/>
-        </w:rPr>
-        <w:t xml:space="preserve"> </w:t>
-      </w:r>
-      <w:r>
-        <w:rPr>
-          <w:rFonts w:hint="eastAsia"/>
-        </w:rPr>
-        <w:t>그림 타이틀</w:t>
-      </w:r>
-      <w:r>
-        <w:rPr>
-          <w:rFonts w:hint="eastAsia"/>
-        </w:rPr>
-        <w:t>]</w:t>
-      </w:r>
-      <w:r>
-        <w:br/>
-      </w:r>
-      <w:r>
-        <w:rPr>
-          <w:rFonts w:hint="eastAsia"/>
-        </w:rPr>
-        <w:t>소스는 아래 셀 안에 넣는다.</w:t>
-      </w:r>
-    </w:p>
-    <w:tbl>
-      <w:tblPr>
-        <w:tblStyle w:val="af3"/>
-        <w:tblW w:w="0" w:type="auto"/>
-        <w:tblLook w:val="04A0" w:firstRow="1" w:lastRow="0" w:firstColumn="1" w:lastColumn="0" w:noHBand="0" w:noVBand="1"/>
-      </w:tblPr>
-      <w:tblGrid>
-        <w:gridCol w:w="10456"/>
-      </w:tblGrid>
-      <w:tr>
-        <w:tc>
-          <w:tcPr>
-            <w:tcW w:w="10456" w:type="dxa"/>
-          </w:tcPr>
-          <w:p>
-            <w:r>
-              <w:rPr>
-                <w:rFonts w:hint="eastAsia"/>
-              </w:rPr>
-              <w:t xml:space="preserve">    # </w:t>
-            </w:r>
-            <w:r>
-              <w:rPr>
-                <w:rFonts w:hint="eastAsia"/>
-              </w:rPr>
-              <w:t>주</w:t>
-            </w:r>
-            <w:r>
-              <w:rPr>
-                <w:rFonts w:hint="eastAsia"/>
-              </w:rPr>
-              <w:t>석</w:t>
-            </w:r>
-          </w:p>
-          <w:p>
-            <w:r>
-              <w:rPr>
-                <w:rFonts w:hint="eastAsia"/>
-              </w:rPr>
-              <w:t>    X_features['var3'] = X_features['var3'].replace(-999999, 2)</w:t>
-            </w:r>
-          </w:p>
-          <w:p>
-            <w:r>
-              <w:rPr>
-                <w:rFonts w:hint="eastAsia"/>
-              </w:rPr>
-              <w:t>    X_test['var3'] = X_test['var3'].replace(-999999, 2)</w:t>
-            </w:r>
-          </w:p>
-          <w:p/>
-        </w:tc>
-      </w:tr>
-    </w:tbl>
-    <w:p>
-      <w:r>
-        <w:rPr>
-          <w:rFonts w:hint="eastAsia"/>
-        </w:rPr>
-        <w:t xml:space="preserve"> </w:t>
+        <w:t xml:space="preserve"> 기반 최적 클러스터 수 탐색</w:t>
       </w:r>
     </w:p>
     <w:sectPr>

--- a/0.report/빅데이터 20기 프로젝트_보고서_template.docx
+++ b/0.report/빅데이터 20기 프로젝트_보고서_template.docx
@@ -4,27 +4,45 @@
   <w:body>
     <w:p>
       <w:pPr>
-        <w:pStyle w:val="2"/>
-        <w:rPr>
-          <w:rFonts w:hint="eastAsia"/>
-        </w:rPr>
+        <w:pStyle w:val="1"/>
       </w:pPr>
       <w:r>
         <w:rPr>
           <w:rFonts w:hint="eastAsia"/>
         </w:rPr>
-        <w:t>4.4 클러스터링(Clustering) 분석 및 최적화</w:t>
+        <w:t>1</w:t>
       </w:r>
-    </w:p>
-    <w:p>
-      <w:pPr>
-        <w:pStyle w:val="3"/>
-      </w:pPr>
       <w:r>
         <w:rPr>
           <w:rFonts w:hint="eastAsia"/>
         </w:rPr>
-        <w:t>4.4.1</w:t>
+        <w:t xml:space="preserve">. </w:t>
+      </w:r>
+      <w:r>
+        <w:rPr>
+          <w:rFonts w:hint="eastAsia"/>
+        </w:rPr>
+        <w:t>제목1</w:t>
+      </w:r>
+    </w:p>
+    <w:p>
+      <w:pPr>
+        <w:pStyle w:val="2"/>
+      </w:pPr>
+      <w:r>
+        <w:rPr>
+          <w:rFonts w:hint="eastAsia"/>
+        </w:rPr>
+        <w:t>1</w:t>
+      </w:r>
+      <w:r>
+        <w:t>.</w:t>
+      </w:r>
+      <w:r>
+        <w:rPr>
+          <w:rFonts w:hint="eastAsia"/>
+        </w:rPr>
+        <w:t>1</w:t>
       </w:r>
       <w:r>
         <w:t xml:space="preserve"> </w:t>
@@ -33,111 +51,432 @@
         <w:rPr>
           <w:rFonts w:hint="eastAsia"/>
         </w:rPr>
-        <w:t>클러스터링 알고리즘 성능 비교 및 선택</w:t>
+        <w:t>제목2</w:t>
       </w:r>
     </w:p>
     <w:p>
-      <w:pPr>
-        <w:pStyle w:val="4"/>
-        <w:rPr>
-          <w:rFonts w:hint="eastAsia"/>
-        </w:rPr>
-      </w:pPr>
       <w:r>
         <w:rPr>
           <w:rFonts w:hint="eastAsia"/>
         </w:rPr>
-        <w:t xml:space="preserve">4.4.1.1 </w:t>
-      </w:r>
-      <w:proofErr w:type="spellStart"/>
-      <w:r>
-        <w:t>PyCaret</w:t>
-      </w:r>
-      <w:proofErr w:type="spellEnd"/>
-      <w:r>
-        <w:t xml:space="preserve"> 기반 다중 클러스터링 모델 비교 및 최적 알고리즘 선정</w:t>
-      </w:r>
-    </w:p>
-    <w:p/>
-    <w:p>
-      <w:pPr>
-        <w:pStyle w:val="4"/>
-      </w:pPr>
-      <w:r>
-        <w:rPr>
-          <w:rFonts w:hint="eastAsia"/>
-        </w:rPr>
-        <w:t xml:space="preserve">4.4.1.2 </w:t>
+        <w:t xml:space="preserve">위에서 설명한 </w:t>
       </w:r>
       <w:r>
         <w:rPr>
           <w:rFonts w:hint="eastAsia"/>
         </w:rPr>
-        <w:t>다양한</w:t>
-      </w:r>
-      <w:r>
-        <w:t xml:space="preserve"> 클러스터링 기법 평가와 Affinity Propagation 선택 근거</w:t>
-      </w:r>
-    </w:p>
-    <w:p>
-      <w:pPr>
-        <w:pStyle w:val="4"/>
-        <w:rPr>
-          <w:rFonts w:hint="eastAsia"/>
-        </w:rPr>
-      </w:pPr>
-      <w:r>
-        <w:rPr>
-          <w:rFonts w:hint="eastAsia"/>
-        </w:rPr>
-        <w:t xml:space="preserve">4.4.1.3 </w:t>
-      </w:r>
-      <w:r>
-        <w:t>LDA 토픽 분포 기반 클러스터링 성능 검증 및 결과 요약</w:t>
-      </w:r>
-    </w:p>
-    <w:p>
-      <w:pPr>
-        <w:pStyle w:val="3"/>
-        <w:rPr>
-          <w:rFonts w:hint="eastAsia"/>
-        </w:rPr>
-      </w:pPr>
-      <w:r>
-        <w:rPr>
-          <w:rFonts w:hint="eastAsia"/>
-        </w:rPr>
-        <w:t>4.4.</w:t>
+        <w:t>데이터들을 분석전에 처리</w:t>
       </w:r>
       <w:r>
         <w:rPr>
           <w:rFonts w:hint="eastAsia"/>
         </w:rPr>
-        <w:t>2 최적 클러스터 수 결정 시각화</w:t>
+        <w:t xml:space="preserve">한다. </w:t>
       </w:r>
-    </w:p>
-    <w:p>
-      <w:pPr>
-        <w:pStyle w:val="4"/>
-      </w:pPr>
+      <w:r>
+        <w:br/>
+      </w:r>
       <w:r>
         <w:rPr>
           <w:rFonts w:hint="eastAsia"/>
         </w:rPr>
-        <w:t xml:space="preserve">4.4.2.1 </w:t>
+        <w:t xml:space="preserve">우선 원본 데이터셋에서 분석에 필요 없다고 판단한 </w:t>
+      </w:r>
+      <w:r>
+        <w:t>‘</w:t>
+      </w:r>
+      <w:r>
+        <w:rPr>
+          <w:rFonts w:hint="eastAsia"/>
+        </w:rPr>
+        <w:t>ID</w:t>
+      </w:r>
+      <w:r>
+        <w:t>’</w:t>
+      </w:r>
+      <w:r>
+        <w:rPr>
+          <w:rFonts w:hint="eastAsia"/>
+        </w:rPr>
+        <w:t xml:space="preserve"> </w:t>
       </w:r>
       <w:proofErr w:type="spellStart"/>
       <w:r>
         <w:rPr>
           <w:rFonts w:hint="eastAsia"/>
         </w:rPr>
-        <w:t>엘보우·실루엣</w:t>
+        <w:t>피쳐와</w:t>
       </w:r>
       <w:proofErr w:type="spellEnd"/>
       <w:r>
-        <w:t xml:space="preserve"> 기반 최적 클러스터 수 탐색</w:t>
+        <w:rPr>
+          <w:rFonts w:hint="eastAsia"/>
+        </w:rPr>
+        <w:t xml:space="preserve"> 레이블인 </w:t>
+      </w:r>
+      <w:r>
+        <w:t>‘</w:t>
+      </w:r>
+      <w:r>
+        <w:rPr>
+          <w:rFonts w:hint="eastAsia"/>
+        </w:rPr>
+        <w:t>TARGET</w:t>
+      </w:r>
+      <w:r>
+        <w:t>’</w:t>
+      </w:r>
+      <w:r>
+        <w:rPr>
+          <w:rFonts w:hint="eastAsia"/>
+        </w:rPr>
+        <w:t xml:space="preserve"> </w:t>
+      </w:r>
+      <w:proofErr w:type="spellStart"/>
+      <w:r>
+        <w:rPr>
+          <w:rFonts w:hint="eastAsia"/>
+        </w:rPr>
+        <w:t>피쳐를</w:t>
+      </w:r>
+      <w:proofErr w:type="spellEnd"/>
+      <w:r>
+        <w:rPr>
+          <w:rFonts w:hint="eastAsia"/>
+        </w:rPr>
+        <w:t xml:space="preserve"> 삭제했다.</w:t>
       </w:r>
     </w:p>
+    <w:p>
+      <w:pPr>
+        <w:pStyle w:val="3"/>
+      </w:pPr>
+      <w:r>
+        <w:rPr>
+          <w:rFonts w:hint="eastAsia"/>
+        </w:rPr>
+        <w:t>1</w:t>
+      </w:r>
+      <w:r>
+        <w:t>.</w:t>
+      </w:r>
+      <w:r>
+        <w:rPr>
+          <w:rFonts w:hint="eastAsia"/>
+        </w:rPr>
+        <w:t>1</w:t>
+      </w:r>
+      <w:r>
+        <w:t xml:space="preserve">.1 </w:t>
+      </w:r>
+      <w:r>
+        <w:rPr>
+          <w:rFonts w:hint="eastAsia"/>
+        </w:rPr>
+        <w:t>제목3</w:t>
+      </w:r>
+    </w:p>
+    <w:p>
+      <w:pPr>
+        <w:pStyle w:val="4"/>
+      </w:pPr>
+      <w:r>
+        <w:rPr>
+          <w:rFonts w:hint="eastAsia"/>
+        </w:rPr>
+        <w:t>1</w:t>
+      </w:r>
+      <w:r>
+        <w:rPr>
+          <w:rFonts w:hint="eastAsia"/>
+        </w:rPr>
+        <w:t>.</w:t>
+      </w:r>
+      <w:r>
+        <w:rPr>
+          <w:rFonts w:hint="eastAsia"/>
+        </w:rPr>
+        <w:t>1</w:t>
+      </w:r>
+      <w:r>
+        <w:rPr>
+          <w:rFonts w:hint="eastAsia"/>
+        </w:rPr>
+        <w:t>.1.1</w:t>
+      </w:r>
+      <w:r>
+        <w:rPr>
+          <w:rFonts w:hint="eastAsia"/>
+        </w:rPr>
+        <w:t>제목4</w:t>
+      </w:r>
+      <w:r>
+        <w:rPr>
+          <w:rFonts w:hint="eastAsia"/>
+        </w:rPr>
+        <w:t xml:space="preserve"> </w:t>
+      </w:r>
+    </w:p>
+    <w:p>
+      <w:r>
+        <w:rPr>
+          <w:noProof/>
+        </w:rPr>
+        <w:drawing>
+          <wp:inline distT="0" distB="0" distL="0" distR="0" wp14:anchorId="2FE3CE08" wp14:editId="51A90833">
+            <wp:extent cx="2821521" cy="3076575"/>
+            <wp:effectExtent l="0" t="0" r="0" b="0"/>
+            <wp:docPr id="1236559126" name="그림 1" descr="텍스트, 스크린샷, 소프트웨어, 멀티미디어 소프트웨어이(가) 표시된 사진&#10;&#10;AI 생성 콘텐츠는 정확하지 않을 수 있습니다."/>
+            <wp:cNvGraphicFramePr>
+              <a:graphicFrameLocks xmlns:a="http://schemas.openxmlformats.org/drawingml/2006/main" noChangeAspect="1"/>
+            </wp:cNvGraphicFramePr>
+            <a:graphic xmlns:a="http://schemas.openxmlformats.org/drawingml/2006/main">
+              <a:graphicData uri="http://schemas.openxmlformats.org/drawingml/2006/picture">
+                <pic:pic xmlns:pic="http://schemas.openxmlformats.org/drawingml/2006/picture">
+                  <pic:nvPicPr>
+                    <pic:cNvPr id="1236559126" name="그림 1" descr="텍스트, 스크린샷, 소프트웨어, 멀티미디어 소프트웨어이(가) 표시된 사진&#10;&#10;AI 생성 콘텐츠는 정확하지 않을 수 있습니다."/>
+                    <pic:cNvPicPr/>
+                  </pic:nvPicPr>
+                  <pic:blipFill>
+                    <a:blip r:embed="rId8"/>
+                    <a:stretch>
+                      <a:fillRect/>
+                    </a:stretch>
+                  </pic:blipFill>
+                  <pic:spPr>
+                    <a:xfrm>
+                      <a:off x="0" y="0"/>
+                      <a:ext cx="2836134" cy="3092509"/>
+                    </a:xfrm>
+                    <a:prstGeom prst="rect">
+                      <a:avLst/>
+                    </a:prstGeom>
+                  </pic:spPr>
+                </pic:pic>
+              </a:graphicData>
+            </a:graphic>
+          </wp:inline>
+        </w:drawing>
+      </w:r>
+    </w:p>
+    <w:p>
+      <w:pPr>
+        <w:rPr>
+          <w:rFonts w:hint="eastAsia"/>
+        </w:rPr>
+      </w:pPr>
+      <w:r>
+        <w:rPr>
+          <w:rFonts w:hint="eastAsia"/>
+        </w:rPr>
+        <w:t xml:space="preserve">[그림 </w:t>
+      </w:r>
+      <w:r>
+        <w:rPr>
+          <w:rFonts w:hint="eastAsia"/>
+        </w:rPr>
+        <w:t>1</w:t>
+      </w:r>
+      <w:r>
+        <w:rPr>
+          <w:rFonts w:hint="eastAsia"/>
+        </w:rPr>
+        <w:t>.</w:t>
+      </w:r>
+      <w:r>
+        <w:rPr>
+          <w:rFonts w:hint="eastAsia"/>
+        </w:rPr>
+        <w:t>1</w:t>
+      </w:r>
+      <w:r>
+        <w:rPr>
+          <w:rFonts w:hint="eastAsia"/>
+        </w:rPr>
+        <w:t>.</w:t>
+      </w:r>
+      <w:r>
+        <w:rPr>
+          <w:rFonts w:hint="eastAsia"/>
+        </w:rPr>
+        <w:t>1.1</w:t>
+      </w:r>
+      <w:r>
+        <w:rPr>
+          <w:rFonts w:hint="eastAsia"/>
+        </w:rPr>
+        <w:t xml:space="preserve"> </w:t>
+      </w:r>
+      <w:r>
+        <w:rPr>
+          <w:rFonts w:hint="eastAsia"/>
+        </w:rPr>
+        <w:t>그림 타이틀</w:t>
+      </w:r>
+      <w:r>
+        <w:rPr>
+          <w:rFonts w:hint="eastAsia"/>
+        </w:rPr>
+        <w:t>]</w:t>
+      </w:r>
+      <w:r>
+        <w:br/>
+      </w:r>
+      <w:r>
+        <w:rPr>
+          <w:rFonts w:hint="eastAsia"/>
+        </w:rPr>
+        <w:t>소스는 아래 셀 안에 넣는다.</w:t>
+      </w:r>
+    </w:p>
+    <w:tbl>
+      <w:tblPr>
+        <w:tblW w:w="0" w:type="auto"/>
+        <w:jc w:val="center"/>
+        <w:tblLook w:val="04A0" w:firstRow="1" w:lastRow="0" w:firstColumn="1" w:lastColumn="0" w:noHBand="0" w:noVBand="1"/>
+      </w:tblPr>
+      <w:tblGrid>
+        <w:gridCol w:w="8640"/>
+      </w:tblGrid>
+      <w:tr>
+        <w:trPr>
+          <w:jc w:val="center"/>
+        </w:trPr>
+        <w:tc>
+          <w:tcPr>
+            <w:tcW w:w="8640" w:type="dxa"/>
+            <w:tcBorders>
+              <w:top w:val="single" w:sz="6" w:space="0" w:color="C0C0C0"/>
+              <w:left w:val="single" w:sz="20" w:space="0" w:color="2673F1"/>
+              <w:bottom w:val="single" w:sz="6" w:space="0" w:color="C0C0C0"/>
+              <w:right w:val="single" w:sz="6" w:space="0" w:color="C0C0C0"/>
+            </w:tcBorders>
+            <w:shd w:val="clear" w:color="auto" w:fill="F5F5F5"/>
+          </w:tcPr>
+          <w:p>
+            <w:r>
+              <w:rPr>
+                <w:rFonts w:hint="eastAsia"/>
+              </w:rPr>
+              <w:t># 주석</w:t>
+            </w:r>
+          </w:p>
+          <w:p>
+            <w:proofErr w:type="spellStart"/>
+            <w:r>
+              <w:rPr>
+                <w:rFonts w:ascii="Consolas" w:hAnsi="Consolas"/>
+                <w:color w:val="000000"/>
+                <w:sz w:val="18"/>
+              </w:rPr>
+              <w:t>X_features</w:t>
+            </w:r>
+            <w:proofErr w:type="spellEnd"/>
+            <w:r>
+              <w:rPr>
+                <w:rFonts w:ascii="Consolas" w:hAnsi="Consolas"/>
+                <w:color w:val="000000"/>
+                <w:sz w:val="18"/>
+              </w:rPr>
+              <w:t xml:space="preserve">['var3'] = </w:t>
+            </w:r>
+            <w:proofErr w:type="spellStart"/>
+            <w:r>
+              <w:rPr>
+                <w:rFonts w:ascii="Consolas" w:hAnsi="Consolas"/>
+                <w:color w:val="000000"/>
+                <w:sz w:val="18"/>
+              </w:rPr>
+              <w:t>X_features</w:t>
+            </w:r>
+            <w:proofErr w:type="spellEnd"/>
+            <w:r>
+              <w:rPr>
+                <w:rFonts w:ascii="Consolas" w:hAnsi="Consolas"/>
+                <w:color w:val="000000"/>
+                <w:sz w:val="18"/>
+              </w:rPr>
+              <w:t>['var3'</w:t>
+            </w:r>
+            <w:proofErr w:type="gramStart"/>
+            <w:r>
+              <w:rPr>
+                <w:rFonts w:ascii="Consolas" w:hAnsi="Consolas"/>
+                <w:color w:val="000000"/>
+                <w:sz w:val="18"/>
+              </w:rPr>
+              <w:t>].replace</w:t>
+            </w:r>
+            <w:proofErr w:type="gramEnd"/>
+            <w:r>
+              <w:rPr>
+                <w:rFonts w:ascii="Consolas" w:hAnsi="Consolas"/>
+                <w:color w:val="000000"/>
+                <w:sz w:val="18"/>
+              </w:rPr>
+              <w:t xml:space="preserve">(-999999, 2) </w:t>
+            </w:r>
+          </w:p>
+          <w:p>
+            <w:proofErr w:type="spellStart"/>
+            <w:r>
+              <w:rPr>
+                <w:rFonts w:ascii="Consolas" w:hAnsi="Consolas"/>
+                <w:color w:val="000000"/>
+                <w:sz w:val="18"/>
+              </w:rPr>
+              <w:t>X_test</w:t>
+            </w:r>
+            <w:proofErr w:type="spellEnd"/>
+            <w:r>
+              <w:rPr>
+                <w:rFonts w:ascii="Consolas" w:hAnsi="Consolas"/>
+                <w:color w:val="000000"/>
+                <w:sz w:val="18"/>
+              </w:rPr>
+              <w:t xml:space="preserve">['var3'] = </w:t>
+            </w:r>
+            <w:proofErr w:type="spellStart"/>
+            <w:r>
+              <w:rPr>
+                <w:rFonts w:ascii="Consolas" w:hAnsi="Consolas"/>
+                <w:color w:val="000000"/>
+                <w:sz w:val="18"/>
+              </w:rPr>
+              <w:t>X_test</w:t>
+            </w:r>
+            <w:proofErr w:type="spellEnd"/>
+            <w:r>
+              <w:rPr>
+                <w:rFonts w:ascii="Consolas" w:hAnsi="Consolas"/>
+                <w:color w:val="000000"/>
+                <w:sz w:val="18"/>
+              </w:rPr>
+              <w:t>['var3'</w:t>
+            </w:r>
+            <w:proofErr w:type="gramStart"/>
+            <w:r>
+              <w:rPr>
+                <w:rFonts w:ascii="Consolas" w:hAnsi="Consolas"/>
+                <w:color w:val="000000"/>
+                <w:sz w:val="18"/>
+              </w:rPr>
+              <w:t>].replace</w:t>
+            </w:r>
+            <w:proofErr w:type="gramEnd"/>
+            <w:r>
+              <w:rPr>
+                <w:rFonts w:ascii="Consolas" w:hAnsi="Consolas"/>
+                <w:color w:val="000000"/>
+                <w:sz w:val="18"/>
+              </w:rPr>
+              <w:t xml:space="preserve">(-999999, 2) </w:t>
+            </w:r>
+          </w:p>
+        </w:tc>
+      </w:tr>
+    </w:tbl>
+    <w:p/>
     <w:sectPr>
       <w:pgSz w:w="11906" w:h="16838"/>
       <w:pgMar w:top="720" w:right="720" w:bottom="720" w:left="720" w:header="851" w:footer="992" w:gutter="0"/>

--- a/0.report/빅데이터 20기 프로젝트_보고서_template.docx
+++ b/0.report/빅데이터 20기 프로젝트_보고서_template.docx
@@ -260,11 +260,6 @@
       </w:r>
     </w:p>
     <w:p>
-      <w:pPr>
-        <w:rPr>
-          <w:rFonts w:hint="eastAsia"/>
-        </w:rPr>
-      </w:pPr>
       <w:r>
         <w:rPr>
           <w:rFonts w:hint="eastAsia"/>
@@ -477,6 +472,392 @@
       </w:tr>
     </w:tbl>
     <w:p/>
+    <w:p>
+      <w:pPr>
+        <w:pStyle w:val="af4"/>
+      </w:pPr>
+      <w:r>
+        <w:rPr>
+          <w:rFonts w:hint="eastAsia"/>
+        </w:rPr>
+        <w:t>[표 제목]</w:t>
+      </w:r>
+    </w:p>
+    <w:tbl>
+      <w:tblPr>
+        <w:tblStyle w:val="5-1"/>
+        <w:tblW w:w="5000" w:type="pct"/>
+        <w:tblLayout w:type="fixed"/>
+        <w:tblLook w:val="00A0" w:firstRow="1" w:lastRow="0" w:firstColumn="1" w:lastColumn="0" w:noHBand="0" w:noVBand="0"/>
+      </w:tblPr>
+      <w:tblGrid>
+        <w:gridCol w:w="1222"/>
+        <w:gridCol w:w="3849"/>
+        <w:gridCol w:w="5385"/>
+      </w:tblGrid>
+      <w:tr>
+        <w:trPr>
+          <w:cnfStyle w:val="100000000000" w:firstRow="1" w:lastRow="0" w:firstColumn="0" w:lastColumn="0" w:oddVBand="0" w:evenVBand="0" w:oddHBand="0" w:evenHBand="0" w:firstRowFirstColumn="0" w:firstRowLastColumn="0" w:lastRowFirstColumn="0" w:lastRowLastColumn="0"/>
+        </w:trPr>
+        <w:tc>
+          <w:tcPr>
+            <w:cnfStyle w:val="001000000000" w:firstRow="0" w:lastRow="0" w:firstColumn="1" w:lastColumn="0" w:oddVBand="0" w:evenVBand="0" w:oddHBand="0" w:evenHBand="0" w:firstRowFirstColumn="0" w:firstRowLastColumn="0" w:lastRowFirstColumn="0" w:lastRowLastColumn="0"/>
+            <w:tcW w:w="1119" w:type="dxa"/>
+          </w:tcPr>
+          <w:p>
+            <w:pPr>
+              <w:pStyle w:val="Compact"/>
+              <w:rPr>
+                <w:sz w:val="20"/>
+                <w:szCs w:val="20"/>
+              </w:rPr>
+            </w:pPr>
+            <w:r>
+              <w:rPr>
+                <w:sz w:val="20"/>
+                <w:szCs w:val="20"/>
+              </w:rPr>
+              <w:t>평가 지표</w:t>
+            </w:r>
+          </w:p>
+        </w:tc>
+        <w:tc>
+          <w:tcPr>
+            <w:cnfStyle w:val="000010000000" w:firstRow="0" w:lastRow="0" w:firstColumn="0" w:lastColumn="0" w:oddVBand="1" w:evenVBand="0" w:oddHBand="0" w:evenHBand="0" w:firstRowFirstColumn="0" w:firstRowLastColumn="0" w:lastRowFirstColumn="0" w:lastRowLastColumn="0"/>
+            <w:tcW w:w="3525" w:type="dxa"/>
+          </w:tcPr>
+          <w:p>
+            <w:pPr>
+              <w:pStyle w:val="Compact"/>
+              <w:rPr>
+                <w:sz w:val="20"/>
+                <w:szCs w:val="20"/>
+              </w:rPr>
+            </w:pPr>
+            <w:r>
+              <w:rPr>
+                <w:sz w:val="20"/>
+                <w:szCs w:val="20"/>
+              </w:rPr>
+              <w:t>정의</w:t>
+            </w:r>
+          </w:p>
+        </w:tc>
+        <w:tc>
+          <w:tcPr>
+            <w:tcW w:w="4932" w:type="dxa"/>
+          </w:tcPr>
+          <w:p>
+            <w:pPr>
+              <w:pStyle w:val="Compact"/>
+              <w:cnfStyle w:val="100000000000" w:firstRow="1" w:lastRow="0" w:firstColumn="0" w:lastColumn="0" w:oddVBand="0" w:evenVBand="0" w:oddHBand="0" w:evenHBand="0" w:firstRowFirstColumn="0" w:firstRowLastColumn="0" w:lastRowFirstColumn="0" w:lastRowLastColumn="0"/>
+              <w:rPr>
+                <w:sz w:val="20"/>
+                <w:szCs w:val="20"/>
+              </w:rPr>
+            </w:pPr>
+            <w:r>
+              <w:rPr>
+                <w:sz w:val="20"/>
+                <w:szCs w:val="20"/>
+              </w:rPr>
+              <w:t>활용 시 고려 사항</w:t>
+            </w:r>
+          </w:p>
+        </w:tc>
+      </w:tr>
+      <w:tr>
+        <w:trPr>
+          <w:cnfStyle w:val="000000100000" w:firstRow="0" w:lastRow="0" w:firstColumn="0" w:lastColumn="0" w:oddVBand="0" w:evenVBand="0" w:oddHBand="1" w:evenHBand="0" w:firstRowFirstColumn="0" w:firstRowLastColumn="0" w:lastRowFirstColumn="0" w:lastRowLastColumn="0"/>
+        </w:trPr>
+        <w:tc>
+          <w:tcPr>
+            <w:cnfStyle w:val="001000000000" w:firstRow="0" w:lastRow="0" w:firstColumn="1" w:lastColumn="0" w:oddVBand="0" w:evenVBand="0" w:oddHBand="0" w:evenHBand="0" w:firstRowFirstColumn="0" w:firstRowLastColumn="0" w:lastRowFirstColumn="0" w:lastRowLastColumn="0"/>
+            <w:tcW w:w="1119" w:type="dxa"/>
+          </w:tcPr>
+          <w:p>
+            <w:pPr>
+              <w:pStyle w:val="Compact"/>
+              <w:rPr>
+                <w:sz w:val="20"/>
+                <w:szCs w:val="20"/>
+              </w:rPr>
+            </w:pPr>
+            <w:r>
+              <w:rPr>
+                <w:sz w:val="20"/>
+                <w:szCs w:val="20"/>
+              </w:rPr>
+              <w:t>정확도 (Accuracy)</w:t>
+            </w:r>
+          </w:p>
+        </w:tc>
+        <w:tc>
+          <w:tcPr>
+            <w:cnfStyle w:val="000010000000" w:firstRow="0" w:lastRow="0" w:firstColumn="0" w:lastColumn="0" w:oddVBand="1" w:evenVBand="0" w:oddHBand="0" w:evenHBand="0" w:firstRowFirstColumn="0" w:firstRowLastColumn="0" w:lastRowFirstColumn="0" w:lastRowLastColumn="0"/>
+            <w:tcW w:w="3525" w:type="dxa"/>
+          </w:tcPr>
+          <w:p>
+            <w:pPr>
+              <w:pStyle w:val="Compact"/>
+              <w:rPr>
+                <w:sz w:val="20"/>
+                <w:szCs w:val="20"/>
+              </w:rPr>
+            </w:pPr>
+            <w:r>
+              <w:rPr>
+                <w:sz w:val="20"/>
+                <w:szCs w:val="20"/>
+              </w:rPr>
+              <w:t>전체 예측 중 올바르게 분류한 비율</w:t>
+            </w:r>
+          </w:p>
+        </w:tc>
+        <w:tc>
+          <w:tcPr>
+            <w:tcW w:w="4932" w:type="dxa"/>
+          </w:tcPr>
+          <w:p>
+            <w:pPr>
+              <w:pStyle w:val="Compact"/>
+              <w:cnfStyle w:val="000000100000" w:firstRow="0" w:lastRow="0" w:firstColumn="0" w:lastColumn="0" w:oddVBand="0" w:evenVBand="0" w:oddHBand="1" w:evenHBand="0" w:firstRowFirstColumn="0" w:firstRowLastColumn="0" w:lastRowFirstColumn="0" w:lastRowLastColumn="0"/>
+              <w:rPr>
+                <w:sz w:val="20"/>
+                <w:szCs w:val="20"/>
+              </w:rPr>
+            </w:pPr>
+            <w:r>
+              <w:rPr>
+                <w:sz w:val="20"/>
+                <w:szCs w:val="20"/>
+              </w:rPr>
+              <w:t>클래스 분포가 균형 잡힌 경우 직관적인 성능 지표이나, 불균형 데이터에서는 왜곡될 수 있음</w:t>
+            </w:r>
+          </w:p>
+        </w:tc>
+      </w:tr>
+      <w:tr>
+        <w:tc>
+          <w:tcPr>
+            <w:cnfStyle w:val="001000000000" w:firstRow="0" w:lastRow="0" w:firstColumn="1" w:lastColumn="0" w:oddVBand="0" w:evenVBand="0" w:oddHBand="0" w:evenHBand="0" w:firstRowFirstColumn="0" w:firstRowLastColumn="0" w:lastRowFirstColumn="0" w:lastRowLastColumn="0"/>
+            <w:tcW w:w="1119" w:type="dxa"/>
+          </w:tcPr>
+          <w:p>
+            <w:pPr>
+              <w:pStyle w:val="Compact"/>
+              <w:rPr>
+                <w:sz w:val="20"/>
+                <w:szCs w:val="20"/>
+              </w:rPr>
+            </w:pPr>
+            <w:r>
+              <w:rPr>
+                <w:sz w:val="20"/>
+                <w:szCs w:val="20"/>
+              </w:rPr>
+              <w:t>정밀도 (Precision)</w:t>
+            </w:r>
+          </w:p>
+        </w:tc>
+        <w:tc>
+          <w:tcPr>
+            <w:cnfStyle w:val="000010000000" w:firstRow="0" w:lastRow="0" w:firstColumn="0" w:lastColumn="0" w:oddVBand="1" w:evenVBand="0" w:oddHBand="0" w:evenHBand="0" w:firstRowFirstColumn="0" w:firstRowLastColumn="0" w:lastRowFirstColumn="0" w:lastRowLastColumn="0"/>
+            <w:tcW w:w="3525" w:type="dxa"/>
+          </w:tcPr>
+          <w:p>
+            <w:pPr>
+              <w:pStyle w:val="Compact"/>
+              <w:rPr>
+                <w:sz w:val="20"/>
+                <w:szCs w:val="20"/>
+              </w:rPr>
+            </w:pPr>
+            <w:r>
+              <w:rPr>
+                <w:sz w:val="20"/>
+                <w:szCs w:val="20"/>
+              </w:rPr>
+              <w:t>모델이 양성으로 예측한 데이터 중 실제 양성의 비율</w:t>
+            </w:r>
+          </w:p>
+        </w:tc>
+        <w:tc>
+          <w:tcPr>
+            <w:tcW w:w="4932" w:type="dxa"/>
+          </w:tcPr>
+          <w:p>
+            <w:pPr>
+              <w:pStyle w:val="Compact"/>
+              <w:cnfStyle w:val="000000000000" w:firstRow="0" w:lastRow="0" w:firstColumn="0" w:lastColumn="0" w:oddVBand="0" w:evenVBand="0" w:oddHBand="0" w:evenHBand="0" w:firstRowFirstColumn="0" w:firstRowLastColumn="0" w:lastRowFirstColumn="0" w:lastRowLastColumn="0"/>
+              <w:rPr>
+                <w:sz w:val="20"/>
+                <w:szCs w:val="20"/>
+              </w:rPr>
+            </w:pPr>
+            <w:r>
+              <w:rPr>
+                <w:sz w:val="20"/>
+                <w:szCs w:val="20"/>
+              </w:rPr>
+              <w:t>False Positive를 최소화해야 하는 문제에 적합 (예: 스팸 메일 분류)</w:t>
+            </w:r>
+          </w:p>
+        </w:tc>
+      </w:tr>
+      <w:tr>
+        <w:trPr>
+          <w:cnfStyle w:val="000000100000" w:firstRow="0" w:lastRow="0" w:firstColumn="0" w:lastColumn="0" w:oddVBand="0" w:evenVBand="0" w:oddHBand="1" w:evenHBand="0" w:firstRowFirstColumn="0" w:firstRowLastColumn="0" w:lastRowFirstColumn="0" w:lastRowLastColumn="0"/>
+        </w:trPr>
+        <w:tc>
+          <w:tcPr>
+            <w:cnfStyle w:val="001000000000" w:firstRow="0" w:lastRow="0" w:firstColumn="1" w:lastColumn="0" w:oddVBand="0" w:evenVBand="0" w:oddHBand="0" w:evenHBand="0" w:firstRowFirstColumn="0" w:firstRowLastColumn="0" w:lastRowFirstColumn="0" w:lastRowLastColumn="0"/>
+            <w:tcW w:w="1119" w:type="dxa"/>
+          </w:tcPr>
+          <w:p>
+            <w:pPr>
+              <w:pStyle w:val="Compact"/>
+              <w:rPr>
+                <w:sz w:val="20"/>
+                <w:szCs w:val="20"/>
+              </w:rPr>
+            </w:pPr>
+            <w:r>
+              <w:rPr>
+                <w:sz w:val="20"/>
+                <w:szCs w:val="20"/>
+              </w:rPr>
+              <w:lastRenderedPageBreak/>
+              <w:t>재현율 (Recall)</w:t>
+            </w:r>
+          </w:p>
+        </w:tc>
+        <w:tc>
+          <w:tcPr>
+            <w:cnfStyle w:val="000010000000" w:firstRow="0" w:lastRow="0" w:firstColumn="0" w:lastColumn="0" w:oddVBand="1" w:evenVBand="0" w:oddHBand="0" w:evenHBand="0" w:firstRowFirstColumn="0" w:firstRowLastColumn="0" w:lastRowFirstColumn="0" w:lastRowLastColumn="0"/>
+            <w:tcW w:w="3525" w:type="dxa"/>
+          </w:tcPr>
+          <w:p>
+            <w:pPr>
+              <w:pStyle w:val="Compact"/>
+              <w:rPr>
+                <w:sz w:val="20"/>
+                <w:szCs w:val="20"/>
+              </w:rPr>
+            </w:pPr>
+            <w:r>
+              <w:rPr>
+                <w:sz w:val="20"/>
+                <w:szCs w:val="20"/>
+              </w:rPr>
+              <w:t>실제 양성 데이터 중 모델이 올바르게 예측한 비율</w:t>
+            </w:r>
+          </w:p>
+        </w:tc>
+        <w:tc>
+          <w:tcPr>
+            <w:tcW w:w="4932" w:type="dxa"/>
+          </w:tcPr>
+          <w:p>
+            <w:pPr>
+              <w:pStyle w:val="Compact"/>
+              <w:cnfStyle w:val="000000100000" w:firstRow="0" w:lastRow="0" w:firstColumn="0" w:lastColumn="0" w:oddVBand="0" w:evenVBand="0" w:oddHBand="1" w:evenHBand="0" w:firstRowFirstColumn="0" w:firstRowLastColumn="0" w:lastRowFirstColumn="0" w:lastRowLastColumn="0"/>
+              <w:rPr>
+                <w:sz w:val="20"/>
+                <w:szCs w:val="20"/>
+              </w:rPr>
+            </w:pPr>
+            <w:r>
+              <w:rPr>
+                <w:sz w:val="20"/>
+                <w:szCs w:val="20"/>
+              </w:rPr>
+              <w:t>False Negative를 최소화해야 하는 문제에 중요 (예: 질병 진단, 사기 탐지)</w:t>
+            </w:r>
+          </w:p>
+        </w:tc>
+      </w:tr>
+      <w:tr>
+        <w:tc>
+          <w:tcPr>
+            <w:cnfStyle w:val="001000000000" w:firstRow="0" w:lastRow="0" w:firstColumn="1" w:lastColumn="0" w:oddVBand="0" w:evenVBand="0" w:oddHBand="0" w:evenHBand="0" w:firstRowFirstColumn="0" w:firstRowLastColumn="0" w:lastRowFirstColumn="0" w:lastRowLastColumn="0"/>
+            <w:tcW w:w="1119" w:type="dxa"/>
+          </w:tcPr>
+          <w:p>
+            <w:pPr>
+              <w:pStyle w:val="Compact"/>
+              <w:rPr>
+                <w:sz w:val="20"/>
+                <w:szCs w:val="20"/>
+              </w:rPr>
+            </w:pPr>
+            <w:r>
+              <w:rPr>
+                <w:sz w:val="20"/>
+                <w:szCs w:val="20"/>
+              </w:rPr>
+              <w:t>F1 Score</w:t>
+            </w:r>
+          </w:p>
+        </w:tc>
+        <w:tc>
+          <w:tcPr>
+            <w:cnfStyle w:val="000010000000" w:firstRow="0" w:lastRow="0" w:firstColumn="0" w:lastColumn="0" w:oddVBand="1" w:evenVBand="0" w:oddHBand="0" w:evenHBand="0" w:firstRowFirstColumn="0" w:firstRowLastColumn="0" w:lastRowFirstColumn="0" w:lastRowLastColumn="0"/>
+            <w:tcW w:w="3525" w:type="dxa"/>
+          </w:tcPr>
+          <w:p>
+            <w:pPr>
+              <w:pStyle w:val="Compact"/>
+              <w:rPr>
+                <w:sz w:val="20"/>
+                <w:szCs w:val="20"/>
+              </w:rPr>
+            </w:pPr>
+            <w:r>
+              <w:rPr>
+                <w:sz w:val="20"/>
+                <w:szCs w:val="20"/>
+              </w:rPr>
+              <w:t>정밀도와 재현율의 조화 평균</w:t>
+            </w:r>
+          </w:p>
+        </w:tc>
+        <w:tc>
+          <w:tcPr>
+            <w:tcW w:w="4932" w:type="dxa"/>
+          </w:tcPr>
+          <w:p>
+            <w:pPr>
+              <w:pStyle w:val="Compact"/>
+              <w:cnfStyle w:val="000000000000" w:firstRow="0" w:lastRow="0" w:firstColumn="0" w:lastColumn="0" w:oddVBand="0" w:evenVBand="0" w:oddHBand="0" w:evenHBand="0" w:firstRowFirstColumn="0" w:firstRowLastColumn="0" w:lastRowFirstColumn="0" w:lastRowLastColumn="0"/>
+              <w:rPr>
+                <w:sz w:val="20"/>
+                <w:szCs w:val="20"/>
+              </w:rPr>
+            </w:pPr>
+            <w:r>
+              <w:rPr>
+                <w:sz w:val="20"/>
+                <w:szCs w:val="20"/>
+              </w:rPr>
+              <w:t>정밀도와 재현율을 동시에 고려해야 하는 경우 적합</w:t>
+            </w:r>
+          </w:p>
+        </w:tc>
+      </w:tr>
+    </w:tbl>
+    <w:p>
+      <w:pPr>
+        <w:pStyle w:val="af4"/>
+      </w:pPr>
+    </w:p>
+    <w:p>
+      <w:pPr>
+        <w:rPr>
+          <w:rFonts w:hint="eastAsia"/>
+        </w:rPr>
+      </w:pPr>
+    </w:p>
     <w:sectPr>
       <w:pgSz w:w="11906" w:h="16838"/>
       <w:pgMar w:top="720" w:right="720" w:bottom="720" w:left="720" w:header="851" w:footer="992" w:gutter="0"/>
@@ -6706,6 +7087,172 @@
       </w:tblBorders>
     </w:tblPr>
   </w:style>
+  <w:style w:type="paragraph" w:customStyle="1" w:styleId="af4">
+    <w:name w:val="표 제목"/>
+    <w:basedOn w:val="a"/>
+    <w:link w:val="Char5"/>
+    <w:qFormat/>
+    <w:rsid w:val="009900B8"/>
+    <w:rPr>
+      <w:b/>
+      <w:bCs/>
+    </w:rPr>
+  </w:style>
+  <w:style w:type="character" w:customStyle="1" w:styleId="Char5">
+    <w:name w:val="표 제목 Char"/>
+    <w:basedOn w:val="a0"/>
+    <w:link w:val="af4"/>
+    <w:rsid w:val="009900B8"/>
+    <w:rPr>
+      <w:b/>
+      <w:bCs/>
+    </w:rPr>
+  </w:style>
+  <w:style w:type="paragraph" w:customStyle="1" w:styleId="Compact">
+    <w:name w:val="Compact"/>
+    <w:basedOn w:val="af5"/>
+    <w:qFormat/>
+    <w:rsid w:val="009900B8"/>
+    <w:pPr>
+      <w:spacing w:before="36" w:after="36" w:line="240" w:lineRule="auto"/>
+    </w:pPr>
+    <w:rPr>
+      <w:sz w:val="24"/>
+      <w:szCs w:val="24"/>
+      <w:lang w:eastAsia="zh-CN"/>
+    </w:rPr>
+  </w:style>
+  <w:style w:type="table" w:styleId="5-1">
+    <w:name w:val="Grid Table 5 Dark Accent 1"/>
+    <w:basedOn w:val="a1"/>
+    <w:uiPriority w:val="50"/>
+    <w:rsid w:val="009900B8"/>
+    <w:pPr>
+      <w:spacing w:after="0" w:line="240" w:lineRule="auto"/>
+    </w:pPr>
+    <w:rPr>
+      <w:sz w:val="24"/>
+      <w:szCs w:val="24"/>
+      <w:lang w:eastAsia="zh-CN"/>
+    </w:rPr>
+    <w:tblPr>
+      <w:tblStyleRowBandSize w:val="1"/>
+      <w:tblStyleColBandSize w:val="1"/>
+      <w:tblBorders>
+        <w:top w:val="single" w:sz="4" w:space="0" w:color="FFFFFF" w:themeColor="background1"/>
+        <w:left w:val="single" w:sz="4" w:space="0" w:color="FFFFFF" w:themeColor="background1"/>
+        <w:bottom w:val="single" w:sz="4" w:space="0" w:color="FFFFFF" w:themeColor="background1"/>
+        <w:right w:val="single" w:sz="4" w:space="0" w:color="FFFFFF" w:themeColor="background1"/>
+        <w:insideH w:val="single" w:sz="4" w:space="0" w:color="FFFFFF" w:themeColor="background1"/>
+        <w:insideV w:val="single" w:sz="4" w:space="0" w:color="FFFFFF" w:themeColor="background1"/>
+      </w:tblBorders>
+    </w:tblPr>
+    <w:tcPr>
+      <w:shd w:val="clear" w:color="auto" w:fill="D9E2F3" w:themeFill="accent1" w:themeFillTint="33"/>
+    </w:tcPr>
+    <w:tblStylePr w:type="firstRow">
+      <w:rPr>
+        <w:b/>
+        <w:bCs/>
+        <w:color w:val="FFFFFF" w:themeColor="background1"/>
+      </w:rPr>
+      <w:tblPr/>
+      <w:tcPr>
+        <w:tcBorders>
+          <w:top w:val="single" w:sz="4" w:space="0" w:color="FFFFFF" w:themeColor="background1"/>
+          <w:left w:val="single" w:sz="4" w:space="0" w:color="FFFFFF" w:themeColor="background1"/>
+          <w:right w:val="single" w:sz="4" w:space="0" w:color="FFFFFF" w:themeColor="background1"/>
+          <w:insideH w:val="nil"/>
+          <w:insideV w:val="nil"/>
+        </w:tcBorders>
+        <w:shd w:val="clear" w:color="auto" w:fill="4472C4" w:themeFill="accent1"/>
+      </w:tcPr>
+    </w:tblStylePr>
+    <w:tblStylePr w:type="lastRow">
+      <w:rPr>
+        <w:b/>
+        <w:bCs/>
+        <w:color w:val="FFFFFF" w:themeColor="background1"/>
+      </w:rPr>
+      <w:tblPr/>
+      <w:tcPr>
+        <w:tcBorders>
+          <w:left w:val="single" w:sz="4" w:space="0" w:color="FFFFFF" w:themeColor="background1"/>
+          <w:bottom w:val="single" w:sz="4" w:space="0" w:color="FFFFFF" w:themeColor="background1"/>
+          <w:right w:val="single" w:sz="4" w:space="0" w:color="FFFFFF" w:themeColor="background1"/>
+          <w:insideH w:val="nil"/>
+          <w:insideV w:val="nil"/>
+        </w:tcBorders>
+        <w:shd w:val="clear" w:color="auto" w:fill="4472C4" w:themeFill="accent1"/>
+      </w:tcPr>
+    </w:tblStylePr>
+    <w:tblStylePr w:type="firstCol">
+      <w:rPr>
+        <w:b/>
+        <w:bCs/>
+        <w:color w:val="FFFFFF" w:themeColor="background1"/>
+      </w:rPr>
+      <w:tblPr/>
+      <w:tcPr>
+        <w:tcBorders>
+          <w:top w:val="single" w:sz="4" w:space="0" w:color="FFFFFF" w:themeColor="background1"/>
+          <w:left w:val="single" w:sz="4" w:space="0" w:color="FFFFFF" w:themeColor="background1"/>
+          <w:bottom w:val="single" w:sz="4" w:space="0" w:color="FFFFFF" w:themeColor="background1"/>
+          <w:insideV w:val="nil"/>
+        </w:tcBorders>
+        <w:shd w:val="clear" w:color="auto" w:fill="4472C4" w:themeFill="accent1"/>
+      </w:tcPr>
+    </w:tblStylePr>
+    <w:tblStylePr w:type="lastCol">
+      <w:rPr>
+        <w:b/>
+        <w:bCs/>
+        <w:color w:val="FFFFFF" w:themeColor="background1"/>
+      </w:rPr>
+      <w:tblPr/>
+      <w:tcPr>
+        <w:tcBorders>
+          <w:top w:val="single" w:sz="4" w:space="0" w:color="FFFFFF" w:themeColor="background1"/>
+          <w:bottom w:val="single" w:sz="4" w:space="0" w:color="FFFFFF" w:themeColor="background1"/>
+          <w:right w:val="single" w:sz="4" w:space="0" w:color="FFFFFF" w:themeColor="background1"/>
+          <w:insideV w:val="nil"/>
+        </w:tcBorders>
+        <w:shd w:val="clear" w:color="auto" w:fill="4472C4" w:themeFill="accent1"/>
+      </w:tcPr>
+    </w:tblStylePr>
+    <w:tblStylePr w:type="band1Vert">
+      <w:tblPr/>
+      <w:tcPr>
+        <w:shd w:val="clear" w:color="auto" w:fill="B4C6E7" w:themeFill="accent1" w:themeFillTint="66"/>
+      </w:tcPr>
+    </w:tblStylePr>
+    <w:tblStylePr w:type="band1Horz">
+      <w:tblPr/>
+      <w:tcPr>
+        <w:shd w:val="clear" w:color="auto" w:fill="B4C6E7" w:themeFill="accent1" w:themeFillTint="66"/>
+      </w:tcPr>
+    </w:tblStylePr>
+  </w:style>
+  <w:style w:type="paragraph" w:styleId="af5">
+    <w:name w:val="Body Text"/>
+    <w:basedOn w:val="a"/>
+    <w:link w:val="Char6"/>
+    <w:uiPriority w:val="99"/>
+    <w:semiHidden/>
+    <w:unhideWhenUsed/>
+    <w:rsid w:val="009900B8"/>
+    <w:pPr>
+      <w:spacing w:after="180"/>
+    </w:pPr>
+  </w:style>
+  <w:style w:type="character" w:customStyle="1" w:styleId="Char6">
+    <w:name w:val="본문 Char"/>
+    <w:basedOn w:val="a0"/>
+    <w:link w:val="af5"/>
+    <w:uiPriority w:val="99"/>
+    <w:semiHidden/>
+    <w:rsid w:val="009900B8"/>
+  </w:style>
 </w:styles>
 </file>
 
